--- a/0077736-05.2025.8.16.0000 AI.docx
+++ b/0077736-05.2025.8.16.0000 AI.docx
@@ -662,160 +662,49 @@
     <w:p>
       <w:pPr>
         <w:ind w:firstLine="708"/>
-        <w:rPr>
-          <w:bCs/>
-        </w:rPr>
-      </w:pPr>
-      <w:r>
-        <w:rPr>
-          <w:bCs/>
-        </w:rPr>
+      </w:pPr>
+      <w:r>
         <w:t xml:space="preserve">Trata-se de agravo de instrumento interposto por </w:t>
       </w:r>
-      <w:proofErr w:type="spellStart"/>
-      <w:r>
-        <w:rPr>
-          <w:bCs/>
-        </w:rPr>
-        <w:t>Nilva</w:t>
-      </w:r>
-      <w:proofErr w:type="spellEnd"/>
-      <w:r>
-        <w:rPr>
-          <w:bCs/>
-        </w:rPr>
-        <w:t xml:space="preserve"> </w:t>
-      </w:r>
-      <w:proofErr w:type="spellStart"/>
-      <w:r>
-        <w:rPr>
-          <w:bCs/>
-        </w:rPr>
-        <w:t>Pagnoncelli</w:t>
-      </w:r>
-      <w:proofErr w:type="spellEnd"/>
-      <w:r>
-        <w:rPr>
-          <w:bCs/>
-        </w:rPr>
-        <w:t xml:space="preserve"> </w:t>
-      </w:r>
-      <w:proofErr w:type="spellStart"/>
-      <w:r>
-        <w:rPr>
-          <w:bCs/>
-        </w:rPr>
-        <w:t>Tusek</w:t>
-      </w:r>
-      <w:proofErr w:type="spellEnd"/>
-      <w:r>
-        <w:rPr>
-          <w:bCs/>
-        </w:rPr>
-        <w:t xml:space="preserve"> em face de </w:t>
-      </w:r>
-      <w:proofErr w:type="spellStart"/>
-      <w:r>
-        <w:rPr>
-          <w:bCs/>
-        </w:rPr>
-        <w:t>Bogdan</w:t>
-      </w:r>
-      <w:proofErr w:type="spellEnd"/>
-      <w:r>
-        <w:rPr>
-          <w:bCs/>
-        </w:rPr>
-        <w:t xml:space="preserve"> </w:t>
-      </w:r>
-      <w:proofErr w:type="spellStart"/>
-      <w:r>
-        <w:rPr>
-          <w:bCs/>
-        </w:rPr>
-        <w:t>Tusek</w:t>
-      </w:r>
-      <w:proofErr w:type="spellEnd"/>
-      <w:r>
-        <w:rPr>
-          <w:bCs/>
-        </w:rPr>
-        <w:t xml:space="preserve">, tendo como objeto decisão proferida pelo juízo da </w:t>
-      </w:r>
-      <w:r>
-        <w:rPr>
-          <w:bCs/>
-        </w:rPr>
-        <w:t>2</w:t>
-      </w:r>
-      <w:r>
-        <w:rPr>
-          <w:rFonts w:hint="eastAsia"/>
-          <w:bCs/>
-        </w:rPr>
-        <w:t>ª</w:t>
-      </w:r>
-      <w:r>
-        <w:rPr>
-          <w:bCs/>
-        </w:rPr>
-        <w:t xml:space="preserve"> Vara Descentralizada do Boqueir</w:t>
-      </w:r>
-      <w:r>
-        <w:rPr>
-          <w:rFonts w:hint="eastAsia"/>
-          <w:bCs/>
-        </w:rPr>
-        <w:t>ã</w:t>
-      </w:r>
-      <w:r>
-        <w:rPr>
-          <w:bCs/>
-        </w:rPr>
-        <w:t>o</w:t>
-      </w:r>
-      <w:r>
-        <w:rPr>
-          <w:bCs/>
-        </w:rPr>
+      <w:r>
+        <w:t xml:space="preserve">Nilva Pagnoncelli Tusek em face de Bogdan Tusek, tendo como objeto decisão proferida pelo juízo da </w:t>
+      </w:r>
+      <w:r>
+        <w:t>2ª Vara Descentralizada do Boqueirão</w:t>
+      </w:r>
+      <w:r>
         <w:t>, da comarca da região metropolitana de</w:t>
       </w:r>
       <w:r>
-        <w:rPr>
-          <w:bCs/>
-        </w:rPr>
         <w:t xml:space="preserve"> Curitib</w:t>
       </w:r>
       <w:r>
-        <w:rPr>
-          <w:bCs/>
-        </w:rPr>
-        <w:t>a, que determinou o depósito integral em conta judicial dos alguém provenientes d</w:t>
-      </w:r>
-      <w:r>
-        <w:rPr>
-          <w:bCs/>
-        </w:rPr>
+        <w:t xml:space="preserve">a, que determinou o depósito integral em conta judicial dos </w:t>
+      </w:r>
+      <w:r>
+        <w:t>valores</w:t>
+      </w:r>
+      <w:r>
+        <w:t xml:space="preserve"> provenientes d</w:t>
+      </w:r>
+      <w:r>
         <w:t>os aluguéis de imóveis de comuns, bem como a habilitação dos locatários no processo (eventos 386.1 e 444.1 – autos de origem).</w:t>
       </w:r>
     </w:p>
     <w:p>
       <w:pPr>
         <w:ind w:firstLine="708"/>
-        <w:rPr>
-          <w:bCs/>
-        </w:rPr>
-      </w:pPr>
-      <w:r>
-        <w:rPr>
-          <w:bCs/>
-        </w:rPr>
-        <w:t xml:space="preserve">Eis, em síntese, as razões de inconformismo: a) a retensão integral dos valores em juízo </w:t>
-      </w:r>
-      <w:r>
-        <w:rPr>
-          <w:bCs/>
-        </w:rPr>
+      </w:pPr>
+      <w:r>
+        <w:t xml:space="preserve">Eis, em síntese, as razões de inconformismo: a) a </w:t>
+      </w:r>
+      <w:r>
+        <w:t>retenção</w:t>
+      </w:r>
+      <w:r>
+        <w:t xml:space="preserve"> integral dos valores em juízo </w:t>
+      </w:r>
+      <w:r>
         <w:t>inviabiliza a administração dos imóveis, porque impossibilita o pagamento de tributos e manutenções necessárias; b) não há indícios da má-gestão; c) a habilitação dos locatários vulnera o sigilo processual (evento 1.1).</w:t>
       </w:r>
     </w:p>
@@ -902,9 +791,6 @@
     <w:p>
       <w:pPr>
         <w:ind w:firstLine="708"/>
-        <w:rPr>
-          <w:bCs/>
-        </w:rPr>
       </w:pPr>
     </w:p>
     <w:p>
@@ -1055,9 +941,6 @@
         <w:pStyle w:val="PargrafodaLista"/>
         <w:ind w:left="0"/>
         <w:contextualSpacing w:val="0"/>
-        <w:rPr>
-          <w:bCs/>
-        </w:rPr>
       </w:pPr>
       <w:r>
         <w:rPr>
@@ -1100,25 +983,7 @@
         <w:rPr>
           <w:bCs/>
         </w:rPr>
-        <w:t xml:space="preserve">m. As partes são proprietárias, em condomínio, de diversos imóveis </w:t>
-      </w:r>
-      <w:r>
-        <w:rPr>
-          <w:bCs/>
-        </w:rPr>
-        <w:t xml:space="preserve">e os exploram mediante locação. A pedido do agravado, a decisão impugnada estabeleceu que </w:t>
-      </w:r>
-      <w:r>
-        <w:rPr>
-          <w:bCs/>
-        </w:rPr>
-        <w:t>os inquilinos devem depositar os alugueres em juízo, para que seja respeitada a partilha</w:t>
-      </w:r>
-      <w:r>
-        <w:rPr>
-          <w:bCs/>
-        </w:rPr>
-        <w:t xml:space="preserve"> dos frutos.</w:t>
+        <w:t xml:space="preserve">m. </w:t>
       </w:r>
     </w:p>
     <w:p>
@@ -1134,43 +999,25 @@
         <w:rPr>
           <w:bCs/>
         </w:rPr>
-        <w:t>Embora seja devida a partilha dos furtos do patrimônio comum</w:t>
-      </w:r>
-      <w:r>
-        <w:rPr>
-          <w:bCs/>
-        </w:rPr>
-        <w:t xml:space="preserve"> (CC, art. 1.660, V), sua administração deve observar </w:t>
-      </w:r>
-      <w:r>
-        <w:rPr>
-          <w:bCs/>
-        </w:rPr>
-        <w:t>a</w:t>
-      </w:r>
-      <w:r>
-        <w:rPr>
-          <w:bCs/>
-        </w:rPr>
-        <w:t xml:space="preserve"> conservação do patrimônio</w:t>
-      </w:r>
-      <w:r>
-        <w:rPr>
-          <w:bCs/>
-        </w:rPr>
-        <w:t xml:space="preserve">, consectário lógico </w:t>
-      </w:r>
-      <w:r>
-        <w:rPr>
-          <w:bCs/>
-        </w:rPr>
-        <w:t>da função social da propriedade</w:t>
-      </w:r>
-      <w:r>
-        <w:rPr>
-          <w:bCs/>
-        </w:rPr>
-        <w:t xml:space="preserve"> (CC, art. 1.228, § 1º).</w:t>
+        <w:t xml:space="preserve">As partes são proprietárias, em condomínio, de diversos imóveis </w:t>
+      </w:r>
+      <w:r>
+        <w:rPr>
+          <w:bCs/>
+        </w:rPr>
+        <w:t xml:space="preserve">e os exploram mediante locação. A pedido do agravado, a decisão impugnada estabeleceu que </w:t>
+      </w:r>
+      <w:r>
+        <w:rPr>
+          <w:bCs/>
+        </w:rPr>
+        <w:t>os inquilinos devem depositar os alugueres em juízo, para que seja respeitada a partilha</w:t>
+      </w:r>
+      <w:r>
+        <w:rPr>
+          <w:bCs/>
+        </w:rPr>
+        <w:t xml:space="preserve"> dos frutos.</w:t>
       </w:r>
     </w:p>
     <w:p>
@@ -1186,97 +1033,43 @@
         <w:rPr>
           <w:bCs/>
         </w:rPr>
-        <w:t>No caso, a</w:t>
-      </w:r>
-      <w:r>
-        <w:rPr>
-          <w:bCs/>
-        </w:rPr>
-        <w:t xml:space="preserve"> determina</w:t>
-      </w:r>
-      <w:r>
-        <w:rPr>
-          <w:rFonts w:hint="eastAsia"/>
-          <w:bCs/>
-        </w:rPr>
-        <w:t>çã</w:t>
-      </w:r>
-      <w:r>
-        <w:rPr>
-          <w:bCs/>
-        </w:rPr>
-        <w:t>o de dep</w:t>
-      </w:r>
-      <w:r>
-        <w:rPr>
-          <w:rFonts w:hint="eastAsia"/>
-          <w:bCs/>
-        </w:rPr>
-        <w:t>ó</w:t>
-      </w:r>
-      <w:r>
-        <w:rPr>
-          <w:bCs/>
-        </w:rPr>
-        <w:t>sito integral em conta judicial ignora a natureza da gest</w:t>
-      </w:r>
-      <w:r>
-        <w:rPr>
-          <w:rFonts w:hint="eastAsia"/>
-          <w:bCs/>
-        </w:rPr>
-        <w:t>ã</w:t>
-      </w:r>
-      <w:r>
-        <w:rPr>
-          <w:bCs/>
-        </w:rPr>
-        <w:t>o imobili</w:t>
-      </w:r>
-      <w:r>
-        <w:rPr>
-          <w:rFonts w:hint="eastAsia"/>
-          <w:bCs/>
-        </w:rPr>
-        <w:t>á</w:t>
-      </w:r>
-      <w:r>
-        <w:rPr>
-          <w:bCs/>
-        </w:rPr>
-        <w:t>ria</w:t>
-      </w:r>
-      <w:r>
-        <w:rPr>
-          <w:bCs/>
-        </w:rPr>
-        <w:t xml:space="preserve"> e, sobretudo, o conteúdo normativo do princípio da </w:t>
-      </w:r>
-      <w:proofErr w:type="spellStart"/>
-      <w:r>
-        <w:rPr>
-          <w:bCs/>
-        </w:rPr>
-        <w:t>operabilidade</w:t>
-      </w:r>
-      <w:proofErr w:type="spellEnd"/>
-      <w:r>
-        <w:rPr>
-          <w:bCs/>
-        </w:rPr>
-        <w:t xml:space="preserve">, </w:t>
-      </w:r>
-      <w:r>
-        <w:rPr>
-          <w:bCs/>
-        </w:rPr>
-        <w:t>que impõe soluções jurídicas viáveis</w:t>
-      </w:r>
-      <w:r>
-        <w:rPr>
-          <w:bCs/>
-        </w:rPr>
-        <w:t xml:space="preserve"> e efetivas para a materialização do direito.</w:t>
+        <w:t>Embora seja devida a partilha dos furtos do patrimônio comum</w:t>
+      </w:r>
+      <w:r>
+        <w:rPr>
+          <w:bCs/>
+        </w:rPr>
+        <w:t xml:space="preserve"> (CC, art. 1.660, V), sua administração deve observar </w:t>
+      </w:r>
+      <w:r>
+        <w:rPr>
+          <w:bCs/>
+        </w:rPr>
+        <w:t>a</w:t>
+      </w:r>
+      <w:r>
+        <w:rPr>
+          <w:bCs/>
+        </w:rPr>
+        <w:t xml:space="preserve"> conservação do patrimônio</w:t>
+      </w:r>
+      <w:r>
+        <w:rPr>
+          <w:bCs/>
+        </w:rPr>
+        <w:t xml:space="preserve">, consectário lógico </w:t>
+      </w:r>
+      <w:r>
+        <w:rPr>
+          <w:bCs/>
+        </w:rPr>
+        <w:t>da função social da propriedade</w:t>
+      </w:r>
+      <w:r>
+        <w:rPr>
+          <w:bCs/>
+        </w:rPr>
+        <w:t xml:space="preserve"> (CC, art. 1.228, § 1º).</w:t>
       </w:r>
     </w:p>
     <w:p>
@@ -1292,25 +1085,97 @@
         <w:rPr>
           <w:bCs/>
         </w:rPr>
-        <w:t>Com</w:t>
-      </w:r>
-      <w:r>
-        <w:rPr>
-          <w:bCs/>
-        </w:rPr>
-        <w:t xml:space="preserve"> efeito, a gestão </w:t>
-      </w:r>
-      <w:r>
-        <w:rPr>
-          <w:bCs/>
-        </w:rPr>
-        <w:t xml:space="preserve">dos bens condominiais exige liquidez imediata para o custeio de </w:t>
-      </w:r>
-      <w:r>
-        <w:rPr>
-          <w:bCs/>
-        </w:rPr>
-        <w:t>eventuais despesas inerentes à sua conservação, sazonais e imprevisíveis, e dos tributos correlatos (CC, art. 1.315).</w:t>
+        <w:t>No caso, a</w:t>
+      </w:r>
+      <w:r>
+        <w:rPr>
+          <w:bCs/>
+        </w:rPr>
+        <w:t xml:space="preserve"> determina</w:t>
+      </w:r>
+      <w:r>
+        <w:rPr>
+          <w:rFonts w:hint="eastAsia"/>
+          <w:bCs/>
+        </w:rPr>
+        <w:t>çã</w:t>
+      </w:r>
+      <w:r>
+        <w:rPr>
+          <w:bCs/>
+        </w:rPr>
+        <w:t>o de dep</w:t>
+      </w:r>
+      <w:r>
+        <w:rPr>
+          <w:rFonts w:hint="eastAsia"/>
+          <w:bCs/>
+        </w:rPr>
+        <w:t>ó</w:t>
+      </w:r>
+      <w:r>
+        <w:rPr>
+          <w:bCs/>
+        </w:rPr>
+        <w:t>sito integral em conta judicial ignora a natureza da gest</w:t>
+      </w:r>
+      <w:r>
+        <w:rPr>
+          <w:rFonts w:hint="eastAsia"/>
+          <w:bCs/>
+        </w:rPr>
+        <w:t>ã</w:t>
+      </w:r>
+      <w:r>
+        <w:rPr>
+          <w:bCs/>
+        </w:rPr>
+        <w:t>o imobili</w:t>
+      </w:r>
+      <w:r>
+        <w:rPr>
+          <w:rFonts w:hint="eastAsia"/>
+          <w:bCs/>
+        </w:rPr>
+        <w:t>á</w:t>
+      </w:r>
+      <w:r>
+        <w:rPr>
+          <w:bCs/>
+        </w:rPr>
+        <w:t>ria</w:t>
+      </w:r>
+      <w:r>
+        <w:rPr>
+          <w:bCs/>
+        </w:rPr>
+        <w:t xml:space="preserve"> e, sobretudo, o conteúdo normativo do princípio da </w:t>
+      </w:r>
+      <w:proofErr w:type="spellStart"/>
+      <w:r>
+        <w:rPr>
+          <w:bCs/>
+        </w:rPr>
+        <w:t>operabilidade</w:t>
+      </w:r>
+      <w:proofErr w:type="spellEnd"/>
+      <w:r>
+        <w:rPr>
+          <w:bCs/>
+        </w:rPr>
+        <w:t xml:space="preserve">, </w:t>
+      </w:r>
+      <w:r>
+        <w:rPr>
+          <w:bCs/>
+        </w:rPr>
+        <w:t>que impõe soluções jurídicas viáveis</w:t>
+      </w:r>
+      <w:r>
+        <w:rPr>
+          <w:bCs/>
+        </w:rPr>
+        <w:t xml:space="preserve"> e efetivas para a materialização do direito.</w:t>
       </w:r>
     </w:p>
     <w:p>
@@ -1326,101 +1191,25 @@
         <w:rPr>
           <w:bCs/>
         </w:rPr>
-        <w:t>N</w:t>
-      </w:r>
-      <w:r>
-        <w:rPr>
-          <w:rFonts w:hint="eastAsia"/>
-          <w:bCs/>
-        </w:rPr>
-        <w:t>ã</w:t>
-      </w:r>
-      <w:r>
-        <w:rPr>
-          <w:bCs/>
-        </w:rPr>
-        <w:t>o havendo prova de gest</w:t>
-      </w:r>
-      <w:r>
-        <w:rPr>
-          <w:rFonts w:hint="eastAsia"/>
-          <w:bCs/>
-        </w:rPr>
-        <w:t>ã</w:t>
-      </w:r>
-      <w:r>
-        <w:rPr>
-          <w:bCs/>
-        </w:rPr>
-        <w:t>o fraudulenta, a pretens</w:t>
-      </w:r>
-      <w:r>
-        <w:rPr>
-          <w:rFonts w:hint="eastAsia"/>
-          <w:bCs/>
-        </w:rPr>
-        <w:t>ã</w:t>
-      </w:r>
-      <w:r>
-        <w:rPr>
-          <w:bCs/>
-        </w:rPr>
-        <w:t xml:space="preserve">o de controle absoluto </w:t>
-      </w:r>
-      <w:r>
-        <w:rPr>
-          <w:bCs/>
-        </w:rPr>
-        <w:t>pelo Poder Judiciário deve ser mitigada. Tal cenário imp</w:t>
-      </w:r>
-      <w:r>
-        <w:rPr>
-          <w:bCs/>
-        </w:rPr>
-        <w:t xml:space="preserve">licaria </w:t>
-      </w:r>
-      <w:r>
-        <w:rPr>
-          <w:bCs/>
-        </w:rPr>
-        <w:t>burocratiza</w:t>
-      </w:r>
-      <w:r>
-        <w:rPr>
-          <w:rFonts w:hint="eastAsia"/>
-          <w:bCs/>
-        </w:rPr>
-        <w:t>çã</w:t>
-      </w:r>
-      <w:r>
-        <w:rPr>
-          <w:bCs/>
-        </w:rPr>
-        <w:t>o excessiva</w:t>
-      </w:r>
-      <w:r>
-        <w:rPr>
-          <w:bCs/>
-        </w:rPr>
-        <w:t>, com evidente prejuízo à eficiência da administração dos bens</w:t>
-      </w:r>
-      <w:r>
-        <w:rPr>
-          <w:bCs/>
-        </w:rPr>
-        <w:t>, caracterizando risco de dano inverso consistente da deterioração do patrimônio comum</w:t>
-      </w:r>
-      <w:r>
-        <w:rPr>
-          <w:bCs/>
-        </w:rPr>
-        <w:t>, bem como vulneração do sigilo processual, pela habilitação dos locatários</w:t>
-      </w:r>
-      <w:r>
-        <w:rPr>
-          <w:bCs/>
-        </w:rPr>
-        <w:t>.</w:t>
+        <w:t>Com</w:t>
+      </w:r>
+      <w:r>
+        <w:rPr>
+          <w:bCs/>
+        </w:rPr>
+        <w:t xml:space="preserve"> efeito, a gestão </w:t>
+      </w:r>
+      <w:r>
+        <w:rPr>
+          <w:bCs/>
+        </w:rPr>
+        <w:t xml:space="preserve">dos bens condominiais exige liquidez imediata para o custeio de </w:t>
+      </w:r>
+      <w:r>
+        <w:rPr>
+          <w:bCs/>
+        </w:rPr>
+        <w:t>eventuais despesas inerentes à sua conservação, sazonais e imprevisíveis, e dos tributos correlatos (CC, art. 1.315).</w:t>
       </w:r>
     </w:p>
     <w:p>
@@ -1436,7 +1225,64 @@
         <w:rPr>
           <w:bCs/>
         </w:rPr>
-        <w:t>Assim, a solu</w:t>
+        <w:t>N</w:t>
+      </w:r>
+      <w:r>
+        <w:rPr>
+          <w:rFonts w:hint="eastAsia"/>
+          <w:bCs/>
+        </w:rPr>
+        <w:t>ã</w:t>
+      </w:r>
+      <w:r>
+        <w:rPr>
+          <w:bCs/>
+        </w:rPr>
+        <w:t>o havendo prova de gest</w:t>
+      </w:r>
+      <w:r>
+        <w:rPr>
+          <w:rFonts w:hint="eastAsia"/>
+          <w:bCs/>
+        </w:rPr>
+        <w:t>ã</w:t>
+      </w:r>
+      <w:r>
+        <w:rPr>
+          <w:bCs/>
+        </w:rPr>
+        <w:t>o fraudulenta, a pretens</w:t>
+      </w:r>
+      <w:r>
+        <w:rPr>
+          <w:rFonts w:hint="eastAsia"/>
+          <w:bCs/>
+        </w:rPr>
+        <w:t>ã</w:t>
+      </w:r>
+      <w:r>
+        <w:rPr>
+          <w:bCs/>
+        </w:rPr>
+        <w:t xml:space="preserve">o de controle absoluto </w:t>
+      </w:r>
+      <w:r>
+        <w:rPr>
+          <w:bCs/>
+        </w:rPr>
+        <w:t>pelo Poder Judiciário deve ser mitigada. Tal cenário imp</w:t>
+      </w:r>
+      <w:r>
+        <w:rPr>
+          <w:bCs/>
+        </w:rPr>
+        <w:t xml:space="preserve">licaria </w:t>
+      </w:r>
+      <w:r>
+        <w:rPr>
+          <w:bCs/>
+        </w:rPr>
+        <w:t>burocratiza</w:t>
       </w:r>
       <w:r>
         <w:rPr>
@@ -1449,26 +1295,31 @@
         <w:rPr>
           <w:bCs/>
         </w:rPr>
-        <w:t>o que melhor harmoniza os interesses</w:t>
-      </w:r>
-      <w:r>
-        <w:rPr>
-          <w:bCs/>
-        </w:rPr>
-        <w:t xml:space="preserve"> dos coproprietários é a manutenção da gestão pela agravante, com o dever jurídico de repassar 50% (cinquenta </w:t>
-      </w:r>
-      <w:r>
-        <w:rPr>
-          <w:bCs/>
-        </w:rPr>
-        <w:lastRenderedPageBreak/>
-        <w:t>por cento) do rendimento líquido diretamente ao agravado, mediante depósito em conta bancária</w:t>
-      </w:r>
-      <w:r>
-        <w:rPr>
-          <w:bCs/>
-        </w:rPr>
-        <w:t xml:space="preserve"> de titularidade deste.</w:t>
+        <w:t>o excessiva</w:t>
+      </w:r>
+      <w:r>
+        <w:rPr>
+          <w:bCs/>
+        </w:rPr>
+        <w:t>, com evidente prejuízo à eficiência da administração dos bens</w:t>
+      </w:r>
+      <w:r>
+        <w:rPr>
+          <w:bCs/>
+        </w:rPr>
+        <w:t>, caracterizando risco de dano inverso consistente da deterioração do patrimônio comum</w:t>
+      </w:r>
+      <w:r>
+        <w:rPr>
+          <w:bCs/>
+        </w:rPr>
+        <w:t>, bem como vulneração do sigilo processual, pela habilitação dos locatários</w:t>
+      </w:r>
+      <w:r>
+        <w:rPr>
+          <w:bCs/>
+        </w:rPr>
+        <w:t>.</w:t>
       </w:r>
     </w:p>
     <w:p>
@@ -1484,13 +1335,33 @@
         <w:rPr>
           <w:bCs/>
         </w:rPr>
-        <w:t>Ademais, o limite cognitivo da partilha limita-se à definição dos contornos da propriedade de cada um dos cônjuges à razão da dissolução da sociedade conjugal. O escrutínio da gestão deve ser resolvido em procedimento de exigir contas (CPC, art. 550), com cognição direcionada para a apuração de créditos e débitos</w:t>
-      </w:r>
-      <w:r>
-        <w:rPr>
-          <w:bCs/>
-        </w:rPr>
-        <w:t xml:space="preserve"> e outros desdobramentos.</w:t>
+        <w:lastRenderedPageBreak/>
+        <w:t>Assim, a solu</w:t>
+      </w:r>
+      <w:r>
+        <w:rPr>
+          <w:rFonts w:hint="eastAsia"/>
+          <w:bCs/>
+        </w:rPr>
+        <w:t>çã</w:t>
+      </w:r>
+      <w:r>
+        <w:rPr>
+          <w:bCs/>
+        </w:rPr>
+        <w:t>o que melhor harmoniza os interesses</w:t>
+      </w:r>
+      <w:r>
+        <w:rPr>
+          <w:bCs/>
+        </w:rPr>
+        <w:t xml:space="preserve"> dos coproprietários é a manutenção da gestão pela agravante, com o dever jurídico de repassar 50% (cinquenta por cento) do rendimento líquido diretamente ao agravado, mediante depósito em conta bancária</w:t>
+      </w:r>
+      <w:r>
+        <w:rPr>
+          <w:bCs/>
+        </w:rPr>
+        <w:t xml:space="preserve"> de titularidade deste.</w:t>
       </w:r>
     </w:p>
     <w:p>
@@ -1506,6 +1377,28 @@
         <w:rPr>
           <w:bCs/>
         </w:rPr>
+        <w:t xml:space="preserve">Ademais, o limite cognitivo da partilha limita-se à definição dos contornos da propriedade de cada um dos cônjuges à razão da dissolução da sociedade conjugal. O escrutínio da gestão deve ser resolvido em procedimento de exigir contas (CPC, art. 550), com cognição direcionada para a apuração de créditos e débitos </w:t>
+      </w:r>
+      <w:r>
+        <w:rPr>
+          <w:bCs/>
+        </w:rPr>
+        <w:t>e outros desdobramentos.</w:t>
+      </w:r>
+    </w:p>
+    <w:p>
+      <w:pPr>
+        <w:pStyle w:val="PargrafodaLista"/>
+        <w:ind w:left="0"/>
+        <w:contextualSpacing w:val="0"/>
+        <w:rPr>
+          <w:bCs/>
+        </w:rPr>
+      </w:pPr>
+      <w:r>
+        <w:rPr>
+          <w:bCs/>
+        </w:rPr>
         <w:t>Sobre o tema:</w:t>
       </w:r>
     </w:p>
@@ -1667,7 +1560,7 @@
           <w:sz w:val="20"/>
           <w:szCs w:val="20"/>
         </w:rPr>
-        <w:t xml:space="preserve">4. No presente caso, consoante reconhecido na origem, a separação de fato do casal (que adotara o regime de comunhão universal de bens) ocorreu em janeiro de 2000, tendo sido decretada a separação de corpos em 05.05.2000, no âmbito de ação cautelar intentada pela ex-esposa. Posteriormente, foi proposta ação de separação judicial litigiosa que, em 19.04.2001, foi convertida em consensual. A divisão do acervo patrimonial comum, por sua vez, foi objeto de ação própria, ajuizada em maio de 2001, </w:t>
+        <w:t xml:space="preserve">4. No presente caso, consoante reconhecido na origem, a separação de fato do casal (que adotara o regime de comunhão universal de bens) ocorreu em janeiro de 2000, tendo sido decretada a separação de corpos em 05.05.2000, no âmbito de ação cautelar intentada pela ex-esposa. </w:t>
       </w:r>
       <w:r>
         <w:rPr>
@@ -1676,7 +1569,7 @@
           <w:szCs w:val="20"/>
         </w:rPr>
         <w:lastRenderedPageBreak/>
-        <w:t>processada sob a forma de inventário. Revela-se, outrossim, incontroverso que os bens e direitos comuns do casal sempre estiveram sob a administração exclusiva do ex-marido, que, em 27.11.2001, veio a assumir o encargo de inventariante do patrimônio.</w:t>
+        <w:t>Posteriormente, foi proposta ação de separação judicial litigiosa que, em 19.04.2001, foi convertida em consensual. A divisão do acervo patrimonial comum, por sua vez, foi objeto de ação própria, ajuizada em maio de 2001, processada sob a forma de inventário. Revela-se, outrossim, incontroverso que os bens e direitos comuns do casal sempre estiveram sob a administração exclusiva do ex-marido, que, em 27.11.2001, veio a assumir o encargo de inventariante do patrimônio.</w:t>
       </w:r>
     </w:p>
     <w:p>
